--- a/WP4/øresund.work/checklist.and.thoughts.docx
+++ b/WP4/øresund.work/checklist.and.thoughts.docx
@@ -45,6 +45,72 @@
     </w:p>
     <w:p>
       <w:pPr>
+        <w:rPr>
+          <w:lang w:val="en-US"/>
+        </w:rPr>
+      </w:pPr>
+      <w:hyperlink r:id="rId5" w:history="1">
+        <w:r>
+          <w:rPr>
+            <w:rStyle w:val="Hyperlink"/>
+            <w:lang w:val="en-US"/>
+          </w:rPr>
+          <w:t>https://data.riksdagen.se/data/dokument/</w:t>
+        </w:r>
+      </w:hyperlink>
+      <w:r>
+        <w:rPr>
+          <w:lang w:val="en-US"/>
+        </w:rPr>
+        <w:t xml:space="preserve"> </w:t>
+      </w:r>
+    </w:p>
+    <w:p>
+      <w:pPr>
+        <w:rPr>
+          <w:lang w:val="en-US"/>
+        </w:rPr>
+      </w:pPr>
+      <w:hyperlink r:id="rId6" w:history="1">
+        <w:r>
+          <w:rPr>
+            <w:rStyle w:val="Hyperlink"/>
+            <w:lang w:val="en-US"/>
+          </w:rPr>
+          <w:t>https://data.riksdagen.se/data/dokument/</w:t>
+        </w:r>
+      </w:hyperlink>
+      <w:r>
+        <w:rPr>
+          <w:lang w:val="en-US"/>
+        </w:rPr>
+        <w:t xml:space="preserve"> </w:t>
+      </w:r>
+    </w:p>
+    <w:p>
+      <w:pPr>
+        <w:rPr>
+          <w:lang w:val="en-US"/>
+        </w:rPr>
+      </w:pPr>
+      <w:hyperlink r:id="rId7" w:history="1">
+        <w:r>
+          <w:rPr>
+            <w:rStyle w:val="Hyperlink"/>
+            <w:lang w:val="en-US"/>
+          </w:rPr>
+          <w:t>https://www.riksdagen.se/sv/sa-funkar-riksdagen/arbetet-i-riksdagen/dokumenttyper-i-riksdagen/</w:t>
+        </w:r>
+      </w:hyperlink>
+      <w:r>
+        <w:rPr>
+          <w:lang w:val="en-US"/>
+        </w:rPr>
+        <w:t xml:space="preserve"> </w:t>
+      </w:r>
+    </w:p>
+    <w:p>
+      <w:pPr>
         <w:pStyle w:val="ListParagraph"/>
         <w:numPr>
           <w:ilvl w:val="0"/>
@@ -204,6 +270,12 @@
     <w:p>
       <w:pPr>
         <w:pStyle w:val="ListParagraph"/>
+        <w:ind w:left="1440"/>
+      </w:pPr>
+    </w:p>
+    <w:p>
+      <w:pPr>
+        <w:pStyle w:val="ListParagraph"/>
         <w:numPr>
           <w:ilvl w:val="0"/>
           <w:numId w:val="1"/>
@@ -216,33 +288,138 @@
         <w:rPr>
           <w:lang w:val="en-US"/>
         </w:rPr>
-        <w:t>need to find to f</w:t>
-      </w:r>
-      <w:r>
-        <w:rPr>
-          <w:lang w:val="en-US"/>
-        </w:rPr>
-        <w:t>ind the governance scales of each of the documents… might need to translate these headings… (ask Anne-</w:t>
-      </w:r>
-      <w:r>
-        <w:rPr>
-          <w:lang w:val="en-US"/>
-        </w:rPr>
-        <w:t>Catherine</w:t>
-      </w:r>
-      <w:r>
-        <w:rPr>
-          <w:lang w:val="en-US"/>
-        </w:rPr>
-        <w:t>)</w:t>
-      </w:r>
-    </w:p>
-    <w:p>
-      <w:pPr>
-        <w:rPr>
-          <w:lang w:val="en-US"/>
-        </w:rPr>
-      </w:pPr>
+        <w:t>N</w:t>
+      </w:r>
+      <w:r>
+        <w:rPr>
+          <w:lang w:val="en-US"/>
+        </w:rPr>
+        <w:t>eed to find to f</w:t>
+      </w:r>
+      <w:r>
+        <w:rPr>
+          <w:lang w:val="en-US"/>
+        </w:rPr>
+        <w:t xml:space="preserve">ind the governance scales of each of the documents… might need to translate these headings… </w:t>
+      </w:r>
+    </w:p>
+    <w:p>
+      <w:pPr>
+        <w:pStyle w:val="ListParagraph"/>
+        <w:numPr>
+          <w:ilvl w:val="1"/>
+          <w:numId w:val="1"/>
+        </w:numPr>
+        <w:rPr>
+          <w:lang w:val="en-US"/>
+        </w:rPr>
+      </w:pPr>
+      <w:proofErr w:type="spellStart"/>
+      <w:r>
+        <w:rPr>
+          <w:lang w:val="en-US"/>
+        </w:rPr>
+        <w:t>Ressort</w:t>
+      </w:r>
+      <w:proofErr w:type="spellEnd"/>
+      <w:r>
+        <w:rPr>
+          <w:lang w:val="en-US"/>
+        </w:rPr>
+        <w:t>:</w:t>
+      </w:r>
+      <w:r>
+        <w:rPr>
+          <w:lang w:val="en-US"/>
+        </w:rPr>
+        <w:t xml:space="preserve"> Department</w:t>
+      </w:r>
+    </w:p>
+    <w:p>
+      <w:pPr>
+        <w:pStyle w:val="ListParagraph"/>
+        <w:numPr>
+          <w:ilvl w:val="1"/>
+          <w:numId w:val="1"/>
+        </w:numPr>
+        <w:rPr>
+          <w:lang w:val="en-US"/>
+        </w:rPr>
+      </w:pPr>
+      <w:proofErr w:type="spellStart"/>
+      <w:r>
+        <w:rPr>
+          <w:lang w:val="en-US"/>
+        </w:rPr>
+        <w:t>AdministrerendeMyndighed</w:t>
+      </w:r>
+      <w:proofErr w:type="spellEnd"/>
+      <w:r>
+        <w:rPr>
+          <w:lang w:val="en-US"/>
+        </w:rPr>
+        <w:t>: Administering Authority</w:t>
+      </w:r>
+    </w:p>
+    <w:p>
+      <w:pPr>
+        <w:pStyle w:val="ListParagraph"/>
+        <w:numPr>
+          <w:ilvl w:val="1"/>
+          <w:numId w:val="1"/>
+        </w:numPr>
+        <w:rPr>
+          <w:lang w:val="en-US"/>
+        </w:rPr>
+      </w:pPr>
+      <w:proofErr w:type="spellStart"/>
+      <w:r>
+        <w:rPr>
+          <w:lang w:val="en-US"/>
+        </w:rPr>
+        <w:t>GeografiskDækning</w:t>
+      </w:r>
+      <w:proofErr w:type="spellEnd"/>
+      <w:r>
+        <w:rPr>
+          <w:lang w:val="en-US"/>
+        </w:rPr>
+        <w:t xml:space="preserve">: </w:t>
+      </w:r>
+      <w:r>
+        <w:rPr>
+          <w:lang w:val="en-US"/>
+        </w:rPr>
+        <w:t>G</w:t>
+      </w:r>
+      <w:r>
+        <w:rPr>
+          <w:lang w:val="en-US"/>
+        </w:rPr>
+        <w:t>eographic coverage</w:t>
+      </w:r>
+    </w:p>
+    <w:p>
+      <w:pPr>
+        <w:rPr>
+          <w:lang w:val="en-US"/>
+        </w:rPr>
+      </w:pPr>
+      <w:hyperlink r:id="rId8" w:history="1">
+        <w:r>
+          <w:rPr>
+            <w:rStyle w:val="Hyperlink"/>
+            <w:lang w:val="en-US"/>
+          </w:rPr>
+          <w:t>https://www.retsinformation.dk/offentlig/vejledninger</w:t>
+        </w:r>
+      </w:hyperlink>
+      <w:r>
+        <w:rPr>
+          <w:lang w:val="en-US"/>
+        </w:rPr>
+        <w:t xml:space="preserve"> </w:t>
+      </w:r>
     </w:p>
     <w:p>
       <w:pPr>
@@ -1218,6 +1395,41 @@
       <w:contextualSpacing/>
     </w:pPr>
   </w:style>
+  <w:style w:type="character" w:styleId="Hyperlink">
+    <w:name w:val="Hyperlink"/>
+    <w:basedOn w:val="DefaultParagraphFont"/>
+    <w:uiPriority w:val="99"/>
+    <w:unhideWhenUsed/>
+    <w:rsid w:val="00413E8F"/>
+    <w:rPr>
+      <w:color w:val="0563C1" w:themeColor="hyperlink"/>
+      <w:u w:val="single"/>
+    </w:rPr>
+  </w:style>
+  <w:style w:type="character" w:styleId="UnresolvedMention">
+    <w:name w:val="Unresolved Mention"/>
+    <w:basedOn w:val="DefaultParagraphFont"/>
+    <w:uiPriority w:val="99"/>
+    <w:semiHidden/>
+    <w:unhideWhenUsed/>
+    <w:rsid w:val="00413E8F"/>
+    <w:rPr>
+      <w:color w:val="605E5C"/>
+      <w:shd w:val="clear" w:color="auto" w:fill="E1DFDD"/>
+    </w:rPr>
+  </w:style>
+  <w:style w:type="character" w:styleId="FollowedHyperlink">
+    <w:name w:val="FollowedHyperlink"/>
+    <w:basedOn w:val="DefaultParagraphFont"/>
+    <w:uiPriority w:val="99"/>
+    <w:semiHidden/>
+    <w:unhideWhenUsed/>
+    <w:rsid w:val="008E5F0C"/>
+    <w:rPr>
+      <w:color w:val="954F72" w:themeColor="followedHyperlink"/>
+      <w:u w:val="single"/>
+    </w:rPr>
+  </w:style>
 </w:styles>
 </file>
 
